--- a/output_receita_federal/parecer_normativo_cst/documents/pn_cst_2_19800115.docx
+++ b/output_receita_federal/parecer_normativo_cst/documents/pn_cst_2_19800115.docx
@@ -15,19 +15,37 @@
         <w:t xml:space="preserve">Imposto sobre a Renda </w:t>
       </w:r>
       <w:r>
+        <w:br/>
+      </w:r>
+      <w:r>
         <w:t xml:space="preserve">2.20.09.00 - Normas para Apuração do Lucro Líquido das Pessoas Jurídicas; Custos, Despesas Operacionais e Encargos; Impostos, Taxas e Contribuições </w:t>
+      </w:r>
+      <w:r>
+        <w:br/>
       </w:r>
       <w:r>
         <w:t xml:space="preserve">3.30.20.00 - Obrigações das Fontes Pagadoras; Reajustamento do Rendimento Bruto Quando a Fonte Assumir o Ônus do Imposto </w:t>
       </w:r>
       <w:r>
+        <w:br/>
+      </w:r>
+      <w:r>
         <w:t xml:space="preserve">1.60.15.00 - Compensação do Imposto Retido </w:t>
+      </w:r>
+      <w:r>
+        <w:br/>
       </w:r>
       <w:r>
         <w:t xml:space="preserve">Integra o montante do custo ou despesa, e como tal é dedutível, o imposto de renda devido na fonte quando a pessoa jurídica assuma o ônus do imposto e o rendimento pago ou creditado a terceiro seja dedutível como custo ou despesa. </w:t>
       </w:r>
       <w:r>
+        <w:br/>
+      </w:r>
+      <w:r>
         <w:t xml:space="preserve">Quando a fonte assumir o ônus do imposto, deverá ser efetuado o reajustamento de que trata o art. 365 do RIR/75. </w:t>
+      </w:r>
+      <w:r>
+        <w:br/>
       </w:r>
       <w:r>
         <w:t>A pessoa física poderá compensar o imposto assumido pela fonte, desde que inclua em sua declaração o rendimento pelo seu valor reajustado.</w:t>
@@ -108,6 +126,9 @@
         <w:t xml:space="preserve">Iraci Kahan </w:t>
       </w:r>
       <w:r>
+        <w:br/>
+      </w:r>
+      <w:r>
         <w:t>FTF</w:t>
       </w:r>
     </w:p>
@@ -124,6 +145,9 @@
     <w:p>
       <w:r>
         <w:t xml:space="preserve">Jimir S. Doniak </w:t>
+      </w:r>
+      <w:r>
+        <w:br/>
       </w:r>
       <w:r>
         <w:t>Coordenador do Sistema de Tributação</w:t>
